--- a/src/docs/Tests.docx
+++ b/src/docs/Tests.docx
@@ -1,6 +1,6 @@
 
 <file path=word/document.xml><?xml version="1.0" encoding="utf-8"?>
-<w:document xmlns:wpc="http://schemas.microsoft.com/office/word/2010/wordprocessingCanvas" xmlns:cx="http://schemas.microsoft.com/office/drawing/2014/chartex" xmlns:cx1="http://schemas.microsoft.com/office/drawing/2015/9/8/chartex" xmlns:cx2="http://schemas.microsoft.com/office/drawing/2015/10/21/chartex" xmlns:cx3="http://schemas.microsoft.com/office/drawing/2016/5/9/chartex" xmlns:cx4="http://schemas.microsoft.com/office/drawing/2016/5/10/chartex" xmlns:cx5="http://schemas.microsoft.com/office/drawing/2016/5/11/chartex" xmlns:cx6="http://schemas.microsoft.com/office/drawing/2016/5/12/chartex" xmlns:cx7="http://schemas.microsoft.com/office/drawing/2016/5/13/chartex" xmlns:cx8="http://schemas.microsoft.com/office/drawing/2016/5/14/chartex" xmlns:mc="http://schemas.openxmlformats.org/markup-compatibility/2006" xmlns:aink="http://schemas.microsoft.com/office/drawing/2016/ink" xmlns:am3d="http://schemas.microsoft.com/office/drawing/2017/model3d" xmlns:o="urn:schemas-microsoft-com:office:office" xmlns:r="http://schemas.openxmlformats.org/officeDocument/2006/relationships" xmlns:m="http://schemas.openxmlformats.org/officeDocument/2006/math" xmlns:v="urn:schemas-microsoft-com:vml" xmlns:wp14="http://schemas.microsoft.com/office/word/2010/wordprocessingDrawing" xmlns:wp="http://schemas.openxmlformats.org/drawingml/2006/wordprocessingDrawing" xmlns:w10="urn:schemas-microsoft-com:office:word" xmlns:w="http://schemas.openxmlformats.org/wordprocessingml/2006/main" xmlns:w14="http://schemas.microsoft.com/office/word/2010/wordml" xmlns:w15="http://schemas.microsoft.com/office/word/2012/wordml" xmlns:w16cex="http://schemas.microsoft.com/office/word/2018/wordml/cex" xmlns:w16cid="http://schemas.microsoft.com/office/word/2016/wordml/cid" xmlns:w16="http://schemas.microsoft.com/office/word/2018/wordml" xmlns:w16sdtdh="http://schemas.microsoft.com/office/word/2020/wordml/sdtdatahash" xmlns:w16se="http://schemas.microsoft.com/office/word/2015/wordml/symex" xmlns:wpg="http://schemas.microsoft.com/office/word/2010/wordprocessingGroup" xmlns:wpi="http://schemas.microsoft.com/office/word/2010/wordprocessingInk" xmlns:wne="http://schemas.microsoft.com/office/word/2006/wordml" xmlns:wps="http://schemas.microsoft.com/office/word/2010/wordprocessingShape" mc:Ignorable="w14 w15 w16se w16cid w16 w16cex w16sdtdh wp14">
+<w:document xmlns:wpc="http://schemas.microsoft.com/office/word/2010/wordprocessingCanvas" xmlns:cx="http://schemas.microsoft.com/office/drawing/2014/chartex" xmlns:cx1="http://schemas.microsoft.com/office/drawing/2015/9/8/chartex" xmlns:cx2="http://schemas.microsoft.com/office/drawing/2015/10/21/chartex" xmlns:cx3="http://schemas.microsoft.com/office/drawing/2016/5/9/chartex" xmlns:cx4="http://schemas.microsoft.com/office/drawing/2016/5/10/chartex" xmlns:cx5="http://schemas.microsoft.com/office/drawing/2016/5/11/chartex" xmlns:cx6="http://schemas.microsoft.com/office/drawing/2016/5/12/chartex" xmlns:cx7="http://schemas.microsoft.com/office/drawing/2016/5/13/chartex" xmlns:cx8="http://schemas.microsoft.com/office/drawing/2016/5/14/chartex" xmlns:mc="http://schemas.openxmlformats.org/markup-compatibility/2006" xmlns:aink="http://schemas.microsoft.com/office/drawing/2016/ink" xmlns:am3d="http://schemas.microsoft.com/office/drawing/2017/model3d" xmlns:o="urn:schemas-microsoft-com:office:office" xmlns:oel="http://schemas.microsoft.com/office/2019/extlst" xmlns:r="http://schemas.openxmlformats.org/officeDocument/2006/relationships" xmlns:m="http://schemas.openxmlformats.org/officeDocument/2006/math" xmlns:v="urn:schemas-microsoft-com:vml" xmlns:wp14="http://schemas.microsoft.com/office/word/2010/wordprocessingDrawing" xmlns:wp="http://schemas.openxmlformats.org/drawingml/2006/wordprocessingDrawing" xmlns:w10="urn:schemas-microsoft-com:office:word" xmlns:w="http://schemas.openxmlformats.org/wordprocessingml/2006/main" xmlns:w14="http://schemas.microsoft.com/office/word/2010/wordml" xmlns:w15="http://schemas.microsoft.com/office/word/2012/wordml" xmlns:w16cex="http://schemas.microsoft.com/office/word/2018/wordml/cex" xmlns:w16cid="http://schemas.microsoft.com/office/word/2016/wordml/cid" xmlns:w16="http://schemas.microsoft.com/office/word/2018/wordml" xmlns:w16sdtdh="http://schemas.microsoft.com/office/word/2020/wordml/sdtdatahash" xmlns:w16se="http://schemas.microsoft.com/office/word/2015/wordml/symex" xmlns:wpg="http://schemas.microsoft.com/office/word/2010/wordprocessingGroup" xmlns:wpi="http://schemas.microsoft.com/office/word/2010/wordprocessingInk" xmlns:wne="http://schemas.microsoft.com/office/word/2006/wordml" xmlns:wps="http://schemas.microsoft.com/office/word/2010/wordprocessingShape" mc:Ignorable="w14 w15 w16se w16cid w16 w16cex w16sdtdh wp14">
   <w:body>
     <w:tbl>
       <w:tblPr>
@@ -572,7 +572,7 @@
                 <w:rFonts w:ascii="Times New Roman" w:eastAsia="Times New Roman" w:hAnsi="Times New Roman" w:cs="Times New Roman"/>
                 <w:sz w:val="24"/>
                 <w:szCs w:val="24"/>
-                <w:lang w:eastAsia="ru-RU"/>
+                <w:lang w:val="en-US" w:eastAsia="ru-RU"/>
               </w:rPr>
             </w:pPr>
             <w:proofErr w:type="spellStart"/>
@@ -1447,7 +1447,7 @@
                 <w:rFonts w:ascii="Times New Roman" w:eastAsia="Times New Roman" w:hAnsi="Times New Roman" w:cs="Times New Roman"/>
                 <w:sz w:val="24"/>
                 <w:szCs w:val="24"/>
-                <w:lang w:val="en-US" w:eastAsia="ru-RU"/>
+                <w:lang w:eastAsia="ru-RU"/>
               </w:rPr>
             </w:pPr>
             <w:r>
@@ -1493,16 +1493,7 @@
                 <w:szCs w:val="24"/>
                 <w:lang w:eastAsia="ru-RU"/>
               </w:rPr>
-              <w:t xml:space="preserve"> </w:t>
-            </w:r>
-            <w:r>
-              <w:rPr>
-                <w:rFonts w:ascii="Times New Roman" w:eastAsia="Times New Roman" w:hAnsi="Times New Roman" w:cs="Times New Roman"/>
-                <w:sz w:val="24"/>
-                <w:szCs w:val="24"/>
-                <w:lang w:eastAsia="ru-RU"/>
-              </w:rPr>
-              <w:t xml:space="preserve">и установки флага </w:t>
+              <w:t xml:space="preserve"> и установки флага </w:t>
             </w:r>
             <w:r>
               <w:rPr>
@@ -1790,8 +1781,9 @@
                 <w:szCs w:val="24"/>
                 <w:lang w:val="en-US" w:eastAsia="ru-RU"/>
               </w:rPr>
-              <w:t xml:space="preserve"> = </w:t>
-            </w:r>
+              <w:t xml:space="preserve"> = true, </w:t>
+            </w:r>
+            <w:proofErr w:type="spellStart"/>
             <w:r>
               <w:rPr>
                 <w:rFonts w:ascii="Times New Roman" w:eastAsia="Times New Roman" w:hAnsi="Times New Roman" w:cs="Times New Roman"/>
@@ -1799,8 +1791,9 @@
                 <w:szCs w:val="24"/>
                 <w:lang w:val="en-US" w:eastAsia="ru-RU"/>
               </w:rPr>
-              <w:t>true</w:t>
-            </w:r>
+              <w:t>playerState</w:t>
+            </w:r>
+            <w:proofErr w:type="spellEnd"/>
             <w:r>
               <w:rPr>
                 <w:rFonts w:ascii="Times New Roman" w:eastAsia="Times New Roman" w:hAnsi="Times New Roman" w:cs="Times New Roman"/>
@@ -1808,36 +1801,7 @@
                 <w:szCs w:val="24"/>
                 <w:lang w:val="en-US" w:eastAsia="ru-RU"/>
               </w:rPr>
-              <w:t xml:space="preserve">, </w:t>
-            </w:r>
-            <w:proofErr w:type="spellStart"/>
-            <w:r>
-              <w:rPr>
-                <w:rFonts w:ascii="Times New Roman" w:eastAsia="Times New Roman" w:hAnsi="Times New Roman" w:cs="Times New Roman"/>
-                <w:sz w:val="24"/>
-                <w:szCs w:val="24"/>
-                <w:lang w:val="en-US" w:eastAsia="ru-RU"/>
-              </w:rPr>
-              <w:t>playerState</w:t>
-            </w:r>
-            <w:proofErr w:type="spellEnd"/>
-            <w:r>
-              <w:rPr>
-                <w:rFonts w:ascii="Times New Roman" w:eastAsia="Times New Roman" w:hAnsi="Times New Roman" w:cs="Times New Roman"/>
-                <w:sz w:val="24"/>
-                <w:szCs w:val="24"/>
-                <w:lang w:val="en-US" w:eastAsia="ru-RU"/>
-              </w:rPr>
-              <w:t xml:space="preserve"> = </w:t>
-            </w:r>
-            <w:r>
-              <w:rPr>
-                <w:rFonts w:ascii="Times New Roman" w:eastAsia="Times New Roman" w:hAnsi="Times New Roman" w:cs="Times New Roman"/>
-                <w:sz w:val="24"/>
-                <w:szCs w:val="24"/>
-                <w:lang w:val="en-US" w:eastAsia="ru-RU"/>
-              </w:rPr>
-              <w:t>Defense</w:t>
+              <w:t xml:space="preserve"> = Defense</w:t>
             </w:r>
           </w:p>
         </w:tc>
@@ -1915,16 +1879,7 @@
                 <w:szCs w:val="24"/>
                 <w:lang w:eastAsia="ru-RU"/>
               </w:rPr>
-              <w:t xml:space="preserve">Здоровье игрока будет больше 0, здоровье босса будет меньше 1, количество итераций будет равняться </w:t>
-            </w:r>
-            <w:r>
-              <w:rPr>
-                <w:rFonts w:ascii="Times New Roman" w:eastAsia="Times New Roman" w:hAnsi="Times New Roman" w:cs="Times New Roman"/>
-                <w:sz w:val="24"/>
-                <w:szCs w:val="24"/>
-                <w:lang w:eastAsia="ru-RU"/>
-              </w:rPr>
-              <w:t>40</w:t>
+              <w:t>Здоровье игрока будет больше 0, здоровье босса будет меньше 1, количество итераций будет равняться 40</w:t>
             </w:r>
           </w:p>
         </w:tc>
@@ -2236,43 +2191,7 @@
                 <w:szCs w:val="24"/>
                 <w:lang w:eastAsia="ru-RU"/>
               </w:rPr>
-              <w:t xml:space="preserve">Программа завершила свою работу, здоровье босса достигло 0, </w:t>
-            </w:r>
-            <w:r>
-              <w:rPr>
-                <w:rFonts w:ascii="Times New Roman" w:eastAsia="Times New Roman" w:hAnsi="Times New Roman" w:cs="Times New Roman"/>
-                <w:sz w:val="24"/>
-                <w:szCs w:val="24"/>
-                <w:lang w:eastAsia="ru-RU"/>
-              </w:rPr>
-              <w:t>здоровье игрока достигло 0</w:t>
-            </w:r>
-            <w:r>
-              <w:rPr>
-                <w:rFonts w:ascii="Times New Roman" w:eastAsia="Times New Roman" w:hAnsi="Times New Roman" w:cs="Times New Roman"/>
-                <w:sz w:val="24"/>
-                <w:szCs w:val="24"/>
-                <w:lang w:eastAsia="ru-RU"/>
-              </w:rPr>
-              <w:t>,</w:t>
-            </w:r>
-            <w:r>
-              <w:rPr>
-                <w:rFonts w:ascii="Times New Roman" w:eastAsia="Times New Roman" w:hAnsi="Times New Roman" w:cs="Times New Roman"/>
-                <w:sz w:val="24"/>
-                <w:szCs w:val="24"/>
-                <w:lang w:eastAsia="ru-RU"/>
-              </w:rPr>
-              <w:t xml:space="preserve"> количество итераций равняется 40,</w:t>
-            </w:r>
-            <w:r>
-              <w:rPr>
-                <w:rFonts w:ascii="Times New Roman" w:eastAsia="Times New Roman" w:hAnsi="Times New Roman" w:cs="Times New Roman"/>
-                <w:sz w:val="24"/>
-                <w:szCs w:val="24"/>
-                <w:lang w:eastAsia="ru-RU"/>
-              </w:rPr>
-              <w:t xml:space="preserve"> результаты выведены в консоль.</w:t>
+              <w:t>Программа завершила свою работу, здоровье босса достигло 0, здоровье игрока достигло 0, количество итераций равняется 40, результаты выведены в консоль.</w:t>
             </w:r>
           </w:p>
         </w:tc>
@@ -2751,16 +2670,7 @@
                 <w:szCs w:val="24"/>
                 <w:lang w:eastAsia="ru-RU"/>
               </w:rPr>
-              <w:t xml:space="preserve"> </w:t>
-            </w:r>
-            <w:r>
-              <w:rPr>
-                <w:rFonts w:ascii="Times New Roman" w:eastAsia="Times New Roman" w:hAnsi="Times New Roman" w:cs="Times New Roman"/>
-                <w:sz w:val="24"/>
-                <w:szCs w:val="24"/>
-                <w:lang w:eastAsia="ru-RU"/>
-              </w:rPr>
-              <w:t>здоровье игрока должно опуститься до нуля за 1</w:t>
+              <w:t xml:space="preserve"> здоровье игрока должно опуститься до нуля за 1</w:t>
             </w:r>
             <w:r>
               <w:rPr>
@@ -2924,7 +2834,7 @@
                 <w:rFonts w:ascii="Times New Roman" w:eastAsia="Times New Roman" w:hAnsi="Times New Roman" w:cs="Times New Roman"/>
                 <w:sz w:val="24"/>
                 <w:szCs w:val="24"/>
-                <w:lang w:eastAsia="ru-RU"/>
+                <w:lang w:val="en-US" w:eastAsia="ru-RU"/>
               </w:rPr>
             </w:pPr>
             <w:proofErr w:type="spellStart"/>
@@ -3098,7 +3008,7 @@
                 <w:rFonts w:ascii="Times New Roman" w:eastAsia="Times New Roman" w:hAnsi="Times New Roman" w:cs="Times New Roman"/>
                 <w:sz w:val="24"/>
                 <w:szCs w:val="24"/>
-                <w:lang w:val="en-US" w:eastAsia="ru-RU"/>
+                <w:lang w:eastAsia="ru-RU"/>
               </w:rPr>
             </w:pPr>
             <w:r>
@@ -3881,16 +3791,7 @@
                 <w:szCs w:val="24"/>
                 <w:lang w:eastAsia="ru-RU"/>
               </w:rPr>
-              <w:t xml:space="preserve">Проверка </w:t>
-            </w:r>
-            <w:r>
-              <w:rPr>
-                <w:rFonts w:ascii="Times New Roman" w:eastAsia="Times New Roman" w:hAnsi="Times New Roman" w:cs="Times New Roman"/>
-                <w:sz w:val="24"/>
-                <w:szCs w:val="24"/>
-                <w:lang w:eastAsia="ru-RU"/>
-              </w:rPr>
-              <w:t>пустого ввода</w:t>
+              <w:t>Проверка пустого ввода</w:t>
             </w:r>
           </w:p>
         </w:tc>
@@ -4286,8 +4187,9 @@
                 <w:szCs w:val="24"/>
                 <w:lang w:val="en-US" w:eastAsia="ru-RU"/>
               </w:rPr>
-              <w:t xml:space="preserve"> =</w:t>
-            </w:r>
+              <w:t xml:space="preserve"> = none, </w:t>
+            </w:r>
+            <w:proofErr w:type="spellStart"/>
             <w:r>
               <w:rPr>
                 <w:rFonts w:ascii="Times New Roman" w:eastAsia="Times New Roman" w:hAnsi="Times New Roman" w:cs="Times New Roman"/>
@@ -4295,8 +4197,9 @@
                 <w:szCs w:val="24"/>
                 <w:lang w:val="en-US" w:eastAsia="ru-RU"/>
               </w:rPr>
-              <w:t xml:space="preserve"> none</w:t>
-            </w:r>
+              <w:t>playerState</w:t>
+            </w:r>
+            <w:proofErr w:type="spellEnd"/>
             <w:r>
               <w:rPr>
                 <w:rFonts w:ascii="Times New Roman" w:eastAsia="Times New Roman" w:hAnsi="Times New Roman" w:cs="Times New Roman"/>
@@ -4304,36 +4207,7 @@
                 <w:szCs w:val="24"/>
                 <w:lang w:val="en-US" w:eastAsia="ru-RU"/>
               </w:rPr>
-              <w:t xml:space="preserve">, </w:t>
-            </w:r>
-            <w:proofErr w:type="spellStart"/>
-            <w:r>
-              <w:rPr>
-                <w:rFonts w:ascii="Times New Roman" w:eastAsia="Times New Roman" w:hAnsi="Times New Roman" w:cs="Times New Roman"/>
-                <w:sz w:val="24"/>
-                <w:szCs w:val="24"/>
-                <w:lang w:val="en-US" w:eastAsia="ru-RU"/>
-              </w:rPr>
-              <w:t>playerState</w:t>
-            </w:r>
-            <w:proofErr w:type="spellEnd"/>
-            <w:r>
-              <w:rPr>
-                <w:rFonts w:ascii="Times New Roman" w:eastAsia="Times New Roman" w:hAnsi="Times New Roman" w:cs="Times New Roman"/>
-                <w:sz w:val="24"/>
-                <w:szCs w:val="24"/>
-                <w:lang w:val="en-US" w:eastAsia="ru-RU"/>
-              </w:rPr>
-              <w:t xml:space="preserve"> = </w:t>
-            </w:r>
-            <w:r>
-              <w:rPr>
-                <w:rFonts w:ascii="Times New Roman" w:eastAsia="Times New Roman" w:hAnsi="Times New Roman" w:cs="Times New Roman"/>
-                <w:sz w:val="24"/>
-                <w:szCs w:val="24"/>
-                <w:lang w:val="en-US" w:eastAsia="ru-RU"/>
-              </w:rPr>
-              <w:t>none</w:t>
+              <w:t xml:space="preserve"> = none</w:t>
             </w:r>
           </w:p>
         </w:tc>
@@ -4803,20 +4677,1172 @@
                 <w:lang w:eastAsia="ru-RU"/>
               </w:rPr>
             </w:pPr>
-            <w:r>
-              <w:rPr>
-                <w:rFonts w:ascii="Times New Roman" w:eastAsia="Times New Roman" w:hAnsi="Times New Roman" w:cs="Times New Roman"/>
-                <w:sz w:val="24"/>
-                <w:szCs w:val="24"/>
-                <w:lang w:eastAsia="ru-RU"/>
-              </w:rPr>
-              <w:t>Базовая броня игрока отлична от 0</w:t>
-            </w:r>
           </w:p>
         </w:tc>
       </w:tr>
     </w:tbl>
-    <w:p/>
+    <w:p>
+      <w:pPr>
+        <w:rPr>
+          <w:lang w:val="en-US"/>
+        </w:rPr>
+      </w:pPr>
+    </w:p>
+    <w:p>
+      <w:pPr>
+        <w:rPr>
+          <w:lang w:val="en-US"/>
+        </w:rPr>
+      </w:pPr>
+      <w:r>
+        <w:rPr>
+          <w:lang w:val="en-US"/>
+        </w:rPr>
+        <w:br w:type="page"/>
+      </w:r>
+    </w:p>
+    <w:tbl>
+      <w:tblPr>
+        <w:tblW w:w="9062" w:type="dxa"/>
+        <w:tblCellMar>
+          <w:top w:w="15" w:type="dxa"/>
+          <w:left w:w="15" w:type="dxa"/>
+          <w:bottom w:w="15" w:type="dxa"/>
+          <w:right w:w="15" w:type="dxa"/>
+        </w:tblCellMar>
+        <w:tblLook w:val="04A0" w:firstRow="1" w:lastRow="0" w:firstColumn="1" w:lastColumn="0" w:noHBand="0" w:noVBand="1"/>
+      </w:tblPr>
+      <w:tblGrid>
+        <w:gridCol w:w="3004"/>
+        <w:gridCol w:w="6058"/>
+      </w:tblGrid>
+      <w:tr>
+        <w:tc>
+          <w:tcPr>
+            <w:tcW w:w="0" w:type="auto"/>
+            <w:tcBorders>
+              <w:top w:val="single" w:sz="8" w:space="0" w:color="000000"/>
+              <w:left w:val="single" w:sz="8" w:space="0" w:color="000000"/>
+              <w:bottom w:val="single" w:sz="8" w:space="0" w:color="000000"/>
+              <w:right w:val="single" w:sz="8" w:space="0" w:color="000000"/>
+            </w:tcBorders>
+            <w:shd w:val="clear" w:color="auto" w:fill="C9DAF8"/>
+            <w:tcMar>
+              <w:top w:w="100" w:type="dxa"/>
+              <w:left w:w="100" w:type="dxa"/>
+              <w:bottom w:w="100" w:type="dxa"/>
+              <w:right w:w="100" w:type="dxa"/>
+            </w:tcMar>
+            <w:hideMark/>
+          </w:tcPr>
+          <w:p>
+            <w:pPr>
+              <w:spacing w:after="0" w:line="240" w:lineRule="auto"/>
+              <w:rPr>
+                <w:rFonts w:ascii="Times New Roman" w:eastAsia="Times New Roman" w:hAnsi="Times New Roman" w:cs="Times New Roman"/>
+                <w:sz w:val="24"/>
+                <w:szCs w:val="24"/>
+                <w:lang w:eastAsia="ru-RU"/>
+              </w:rPr>
+            </w:pPr>
+            <w:r>
+              <w:rPr>
+                <w:rFonts w:ascii="Arial" w:eastAsia="Times New Roman" w:hAnsi="Arial" w:cs="Arial"/>
+                <w:color w:val="000000"/>
+                <w:lang w:eastAsia="ru-RU"/>
+              </w:rPr>
+              <w:lastRenderedPageBreak/>
+              <w:t>Тестовый пример№</w:t>
+            </w:r>
+          </w:p>
+        </w:tc>
+        <w:tc>
+          <w:tcPr>
+            <w:tcW w:w="6058" w:type="dxa"/>
+            <w:tcBorders>
+              <w:top w:val="single" w:sz="8" w:space="0" w:color="000000"/>
+              <w:left w:val="single" w:sz="8" w:space="0" w:color="000000"/>
+              <w:bottom w:val="single" w:sz="8" w:space="0" w:color="000000"/>
+              <w:right w:val="single" w:sz="8" w:space="0" w:color="000000"/>
+            </w:tcBorders>
+            <w:tcMar>
+              <w:top w:w="100" w:type="dxa"/>
+              <w:left w:w="100" w:type="dxa"/>
+              <w:bottom w:w="100" w:type="dxa"/>
+              <w:right w:w="100" w:type="dxa"/>
+            </w:tcMar>
+            <w:hideMark/>
+          </w:tcPr>
+          <w:p>
+            <w:pPr>
+              <w:spacing w:after="0" w:line="240" w:lineRule="auto"/>
+              <w:rPr>
+                <w:rFonts w:ascii="Times New Roman" w:eastAsia="Times New Roman" w:hAnsi="Times New Roman" w:cs="Times New Roman"/>
+                <w:sz w:val="24"/>
+                <w:szCs w:val="24"/>
+                <w:lang w:val="en-US" w:eastAsia="ru-RU"/>
+              </w:rPr>
+            </w:pPr>
+            <w:r>
+              <w:rPr>
+                <w:rFonts w:ascii="Times New Roman" w:eastAsia="Times New Roman" w:hAnsi="Times New Roman" w:cs="Times New Roman"/>
+                <w:sz w:val="24"/>
+                <w:szCs w:val="24"/>
+                <w:lang w:val="en-US" w:eastAsia="ru-RU"/>
+              </w:rPr>
+              <w:t>5</w:t>
+            </w:r>
+          </w:p>
+        </w:tc>
+      </w:tr>
+      <w:tr>
+        <w:tc>
+          <w:tcPr>
+            <w:tcW w:w="0" w:type="auto"/>
+            <w:tcBorders>
+              <w:top w:val="single" w:sz="8" w:space="0" w:color="000000"/>
+              <w:left w:val="single" w:sz="8" w:space="0" w:color="000000"/>
+              <w:bottom w:val="single" w:sz="8" w:space="0" w:color="000000"/>
+              <w:right w:val="single" w:sz="8" w:space="0" w:color="000000"/>
+            </w:tcBorders>
+            <w:shd w:val="clear" w:color="auto" w:fill="C9DAF8"/>
+            <w:tcMar>
+              <w:top w:w="100" w:type="dxa"/>
+              <w:left w:w="100" w:type="dxa"/>
+              <w:bottom w:w="100" w:type="dxa"/>
+              <w:right w:w="100" w:type="dxa"/>
+            </w:tcMar>
+            <w:hideMark/>
+          </w:tcPr>
+          <w:p>
+            <w:pPr>
+              <w:spacing w:after="0" w:line="240" w:lineRule="auto"/>
+              <w:rPr>
+                <w:rFonts w:ascii="Times New Roman" w:eastAsia="Times New Roman" w:hAnsi="Times New Roman" w:cs="Times New Roman"/>
+                <w:sz w:val="24"/>
+                <w:szCs w:val="24"/>
+                <w:lang w:eastAsia="ru-RU"/>
+              </w:rPr>
+            </w:pPr>
+            <w:r>
+              <w:rPr>
+                <w:rFonts w:ascii="Arial" w:eastAsia="Times New Roman" w:hAnsi="Arial" w:cs="Arial"/>
+                <w:color w:val="000000"/>
+                <w:lang w:eastAsia="ru-RU"/>
+              </w:rPr>
+              <w:t>Приоритет тестирования </w:t>
+            </w:r>
+          </w:p>
+        </w:tc>
+        <w:tc>
+          <w:tcPr>
+            <w:tcW w:w="6058" w:type="dxa"/>
+            <w:tcBorders>
+              <w:top w:val="single" w:sz="8" w:space="0" w:color="000000"/>
+              <w:left w:val="single" w:sz="8" w:space="0" w:color="000000"/>
+              <w:bottom w:val="single" w:sz="8" w:space="0" w:color="000000"/>
+              <w:right w:val="single" w:sz="8" w:space="0" w:color="000000"/>
+            </w:tcBorders>
+            <w:tcMar>
+              <w:top w:w="100" w:type="dxa"/>
+              <w:left w:w="100" w:type="dxa"/>
+              <w:bottom w:w="100" w:type="dxa"/>
+              <w:right w:w="100" w:type="dxa"/>
+            </w:tcMar>
+            <w:hideMark/>
+          </w:tcPr>
+          <w:p>
+            <w:pPr>
+              <w:spacing w:after="0" w:line="240" w:lineRule="auto"/>
+              <w:rPr>
+                <w:rFonts w:ascii="Times New Roman" w:eastAsia="Times New Roman" w:hAnsi="Times New Roman" w:cs="Times New Roman"/>
+                <w:sz w:val="24"/>
+                <w:szCs w:val="24"/>
+                <w:lang w:eastAsia="ru-RU"/>
+              </w:rPr>
+            </w:pPr>
+            <w:r>
+              <w:rPr>
+                <w:rFonts w:ascii="Times New Roman" w:eastAsia="Times New Roman" w:hAnsi="Times New Roman" w:cs="Times New Roman"/>
+                <w:sz w:val="24"/>
+                <w:szCs w:val="24"/>
+                <w:lang w:eastAsia="ru-RU"/>
+              </w:rPr>
+              <w:t>Высокий</w:t>
+            </w:r>
+          </w:p>
+        </w:tc>
+      </w:tr>
+      <w:tr>
+        <w:tc>
+          <w:tcPr>
+            <w:tcW w:w="0" w:type="auto"/>
+            <w:tcBorders>
+              <w:top w:val="single" w:sz="8" w:space="0" w:color="000000"/>
+              <w:left w:val="single" w:sz="8" w:space="0" w:color="000000"/>
+              <w:bottom w:val="single" w:sz="8" w:space="0" w:color="000000"/>
+              <w:right w:val="single" w:sz="8" w:space="0" w:color="000000"/>
+            </w:tcBorders>
+            <w:shd w:val="clear" w:color="auto" w:fill="C9DAF8"/>
+            <w:tcMar>
+              <w:top w:w="100" w:type="dxa"/>
+              <w:left w:w="100" w:type="dxa"/>
+              <w:bottom w:w="100" w:type="dxa"/>
+              <w:right w:w="100" w:type="dxa"/>
+            </w:tcMar>
+            <w:hideMark/>
+          </w:tcPr>
+          <w:p>
+            <w:pPr>
+              <w:spacing w:after="0" w:line="240" w:lineRule="auto"/>
+              <w:rPr>
+                <w:rFonts w:ascii="Times New Roman" w:eastAsia="Times New Roman" w:hAnsi="Times New Roman" w:cs="Times New Roman"/>
+                <w:sz w:val="24"/>
+                <w:szCs w:val="24"/>
+                <w:lang w:eastAsia="ru-RU"/>
+              </w:rPr>
+            </w:pPr>
+            <w:r>
+              <w:rPr>
+                <w:rFonts w:ascii="Arial" w:eastAsia="Times New Roman" w:hAnsi="Arial" w:cs="Arial"/>
+                <w:color w:val="000000"/>
+                <w:lang w:eastAsia="ru-RU"/>
+              </w:rPr>
+              <w:t>Заголовок /название теста </w:t>
+            </w:r>
+          </w:p>
+        </w:tc>
+        <w:tc>
+          <w:tcPr>
+            <w:tcW w:w="6058" w:type="dxa"/>
+            <w:tcBorders>
+              <w:top w:val="single" w:sz="8" w:space="0" w:color="000000"/>
+              <w:left w:val="single" w:sz="8" w:space="0" w:color="000000"/>
+              <w:bottom w:val="single" w:sz="8" w:space="0" w:color="000000"/>
+              <w:right w:val="single" w:sz="8" w:space="0" w:color="000000"/>
+            </w:tcBorders>
+            <w:tcMar>
+              <w:top w:w="100" w:type="dxa"/>
+              <w:left w:w="100" w:type="dxa"/>
+              <w:bottom w:w="100" w:type="dxa"/>
+              <w:right w:w="100" w:type="dxa"/>
+            </w:tcMar>
+            <w:hideMark/>
+          </w:tcPr>
+          <w:p>
+            <w:pPr>
+              <w:spacing w:after="0" w:line="240" w:lineRule="auto"/>
+              <w:rPr>
+                <w:rFonts w:ascii="Times New Roman" w:eastAsia="Times New Roman" w:hAnsi="Times New Roman" w:cs="Times New Roman"/>
+                <w:sz w:val="24"/>
+                <w:szCs w:val="24"/>
+                <w:lang w:eastAsia="ru-RU"/>
+              </w:rPr>
+            </w:pPr>
+            <w:r>
+              <w:rPr>
+                <w:rFonts w:ascii="Times New Roman" w:eastAsia="Times New Roman" w:hAnsi="Times New Roman" w:cs="Times New Roman"/>
+                <w:sz w:val="24"/>
+                <w:szCs w:val="24"/>
+                <w:lang w:eastAsia="ru-RU"/>
+              </w:rPr>
+              <w:t xml:space="preserve">Проверка </w:t>
+            </w:r>
+            <w:r>
+              <w:rPr>
+                <w:rFonts w:ascii="Times New Roman" w:eastAsia="Times New Roman" w:hAnsi="Times New Roman" w:cs="Times New Roman"/>
+                <w:sz w:val="24"/>
+                <w:szCs w:val="24"/>
+                <w:lang w:eastAsia="ru-RU"/>
+              </w:rPr>
+              <w:t>неверного</w:t>
+            </w:r>
+            <w:r>
+              <w:rPr>
+                <w:rFonts w:ascii="Times New Roman" w:eastAsia="Times New Roman" w:hAnsi="Times New Roman" w:cs="Times New Roman"/>
+                <w:sz w:val="24"/>
+                <w:szCs w:val="24"/>
+                <w:lang w:eastAsia="ru-RU"/>
+              </w:rPr>
+              <w:t xml:space="preserve"> ввода</w:t>
+            </w:r>
+          </w:p>
+        </w:tc>
+      </w:tr>
+      <w:tr>
+        <w:trPr>
+          <w:trHeight w:val="455"/>
+        </w:trPr>
+        <w:tc>
+          <w:tcPr>
+            <w:tcW w:w="0" w:type="auto"/>
+            <w:tcBorders>
+              <w:top w:val="single" w:sz="8" w:space="0" w:color="000000"/>
+              <w:left w:val="single" w:sz="8" w:space="0" w:color="000000"/>
+              <w:bottom w:val="single" w:sz="8" w:space="0" w:color="000000"/>
+              <w:right w:val="single" w:sz="8" w:space="0" w:color="000000"/>
+            </w:tcBorders>
+            <w:shd w:val="clear" w:color="auto" w:fill="C9DAF8"/>
+            <w:tcMar>
+              <w:top w:w="100" w:type="dxa"/>
+              <w:left w:w="100" w:type="dxa"/>
+              <w:bottom w:w="100" w:type="dxa"/>
+              <w:right w:w="100" w:type="dxa"/>
+            </w:tcMar>
+            <w:hideMark/>
+          </w:tcPr>
+          <w:p>
+            <w:pPr>
+              <w:spacing w:after="0" w:line="240" w:lineRule="auto"/>
+              <w:rPr>
+                <w:rFonts w:ascii="Times New Roman" w:eastAsia="Times New Roman" w:hAnsi="Times New Roman" w:cs="Times New Roman"/>
+                <w:sz w:val="24"/>
+                <w:szCs w:val="24"/>
+                <w:lang w:eastAsia="ru-RU"/>
+              </w:rPr>
+            </w:pPr>
+            <w:r>
+              <w:rPr>
+                <w:rFonts w:ascii="Arial" w:eastAsia="Times New Roman" w:hAnsi="Arial" w:cs="Arial"/>
+                <w:color w:val="000000"/>
+                <w:lang w:eastAsia="ru-RU"/>
+              </w:rPr>
+              <w:t>Краткое изложение теста </w:t>
+            </w:r>
+          </w:p>
+        </w:tc>
+        <w:tc>
+          <w:tcPr>
+            <w:tcW w:w="6058" w:type="dxa"/>
+            <w:tcBorders>
+              <w:top w:val="single" w:sz="8" w:space="0" w:color="000000"/>
+              <w:left w:val="single" w:sz="8" w:space="0" w:color="000000"/>
+              <w:bottom w:val="single" w:sz="8" w:space="0" w:color="000000"/>
+              <w:right w:val="single" w:sz="8" w:space="0" w:color="000000"/>
+            </w:tcBorders>
+            <w:tcMar>
+              <w:top w:w="100" w:type="dxa"/>
+              <w:left w:w="100" w:type="dxa"/>
+              <w:bottom w:w="100" w:type="dxa"/>
+              <w:right w:w="100" w:type="dxa"/>
+            </w:tcMar>
+            <w:hideMark/>
+          </w:tcPr>
+          <w:p>
+            <w:pPr>
+              <w:spacing w:after="0" w:line="240" w:lineRule="auto"/>
+              <w:rPr>
+                <w:rFonts w:ascii="Times New Roman" w:eastAsia="Times New Roman" w:hAnsi="Times New Roman" w:cs="Times New Roman"/>
+                <w:sz w:val="24"/>
+                <w:szCs w:val="24"/>
+                <w:lang w:eastAsia="ru-RU"/>
+              </w:rPr>
+            </w:pPr>
+            <w:r>
+              <w:rPr>
+                <w:rFonts w:ascii="Times New Roman" w:eastAsia="Times New Roman" w:hAnsi="Times New Roman" w:cs="Times New Roman"/>
+                <w:sz w:val="24"/>
+                <w:szCs w:val="24"/>
+                <w:lang w:eastAsia="ru-RU"/>
+              </w:rPr>
+              <w:t xml:space="preserve">Если при запуске программы </w:t>
+            </w:r>
+            <w:r>
+              <w:rPr>
+                <w:rFonts w:ascii="Times New Roman" w:eastAsia="Times New Roman" w:hAnsi="Times New Roman" w:cs="Times New Roman"/>
+                <w:sz w:val="24"/>
+                <w:szCs w:val="24"/>
+                <w:lang w:eastAsia="ru-RU"/>
+              </w:rPr>
+              <w:t>передавать неправильный тип</w:t>
+            </w:r>
+            <w:r>
+              <w:rPr>
+                <w:rFonts w:ascii="Times New Roman" w:eastAsia="Times New Roman" w:hAnsi="Times New Roman" w:cs="Times New Roman"/>
+                <w:sz w:val="24"/>
+                <w:szCs w:val="24"/>
+                <w:lang w:eastAsia="ru-RU"/>
+              </w:rPr>
+              <w:t xml:space="preserve"> аргументов, программа должна </w:t>
+            </w:r>
+            <w:r>
+              <w:rPr>
+                <w:rFonts w:ascii="Times New Roman" w:eastAsia="Times New Roman" w:hAnsi="Times New Roman" w:cs="Times New Roman"/>
+                <w:sz w:val="24"/>
+                <w:szCs w:val="24"/>
+                <w:lang w:eastAsia="ru-RU"/>
+              </w:rPr>
+              <w:t>сообщить об этом пользователю и прекратить свое выполнение</w:t>
+            </w:r>
+          </w:p>
+        </w:tc>
+      </w:tr>
+      <w:tr>
+        <w:tc>
+          <w:tcPr>
+            <w:tcW w:w="0" w:type="auto"/>
+            <w:tcBorders>
+              <w:top w:val="single" w:sz="8" w:space="0" w:color="000000"/>
+              <w:left w:val="single" w:sz="8" w:space="0" w:color="000000"/>
+              <w:bottom w:val="single" w:sz="8" w:space="0" w:color="000000"/>
+              <w:right w:val="single" w:sz="8" w:space="0" w:color="000000"/>
+            </w:tcBorders>
+            <w:shd w:val="clear" w:color="auto" w:fill="C9DAF8"/>
+            <w:tcMar>
+              <w:top w:w="100" w:type="dxa"/>
+              <w:left w:w="100" w:type="dxa"/>
+              <w:bottom w:w="100" w:type="dxa"/>
+              <w:right w:w="100" w:type="dxa"/>
+            </w:tcMar>
+            <w:hideMark/>
+          </w:tcPr>
+          <w:p>
+            <w:pPr>
+              <w:spacing w:after="0" w:line="240" w:lineRule="auto"/>
+              <w:rPr>
+                <w:rFonts w:ascii="Times New Roman" w:eastAsia="Times New Roman" w:hAnsi="Times New Roman" w:cs="Times New Roman"/>
+                <w:sz w:val="24"/>
+                <w:szCs w:val="24"/>
+                <w:lang w:eastAsia="ru-RU"/>
+              </w:rPr>
+            </w:pPr>
+            <w:r>
+              <w:rPr>
+                <w:rFonts w:ascii="Arial" w:eastAsia="Times New Roman" w:hAnsi="Arial" w:cs="Arial"/>
+                <w:color w:val="000000"/>
+                <w:lang w:eastAsia="ru-RU"/>
+              </w:rPr>
+              <w:t>Этапы теста </w:t>
+            </w:r>
+          </w:p>
+        </w:tc>
+        <w:tc>
+          <w:tcPr>
+            <w:tcW w:w="6058" w:type="dxa"/>
+            <w:tcBorders>
+              <w:top w:val="single" w:sz="8" w:space="0" w:color="000000"/>
+              <w:left w:val="single" w:sz="8" w:space="0" w:color="000000"/>
+              <w:bottom w:val="single" w:sz="8" w:space="0" w:color="000000"/>
+              <w:right w:val="single" w:sz="8" w:space="0" w:color="000000"/>
+            </w:tcBorders>
+            <w:tcMar>
+              <w:top w:w="100" w:type="dxa"/>
+              <w:left w:w="100" w:type="dxa"/>
+              <w:bottom w:w="100" w:type="dxa"/>
+              <w:right w:w="100" w:type="dxa"/>
+            </w:tcMar>
+            <w:hideMark/>
+          </w:tcPr>
+          <w:p>
+            <w:pPr>
+              <w:spacing w:after="0" w:line="240" w:lineRule="auto"/>
+              <w:rPr>
+                <w:rFonts w:ascii="Times New Roman" w:eastAsia="Times New Roman" w:hAnsi="Times New Roman" w:cs="Times New Roman"/>
+                <w:sz w:val="24"/>
+                <w:szCs w:val="24"/>
+                <w:lang w:eastAsia="ru-RU"/>
+              </w:rPr>
+            </w:pPr>
+            <w:r>
+              <w:rPr>
+                <w:rFonts w:ascii="Times New Roman" w:eastAsia="Times New Roman" w:hAnsi="Times New Roman" w:cs="Times New Roman"/>
+                <w:sz w:val="24"/>
+                <w:szCs w:val="24"/>
+                <w:lang w:eastAsia="ru-RU"/>
+              </w:rPr>
+              <w:t>1. Запустить программу 2. Передать аргументы 3. Дождаться завершения 4. Проверить вывод</w:t>
+            </w:r>
+          </w:p>
+        </w:tc>
+      </w:tr>
+      <w:tr>
+        <w:tc>
+          <w:tcPr>
+            <w:tcW w:w="0" w:type="auto"/>
+            <w:tcBorders>
+              <w:top w:val="single" w:sz="8" w:space="0" w:color="000000"/>
+              <w:left w:val="single" w:sz="8" w:space="0" w:color="000000"/>
+              <w:bottom w:val="single" w:sz="8" w:space="0" w:color="000000"/>
+              <w:right w:val="single" w:sz="8" w:space="0" w:color="000000"/>
+            </w:tcBorders>
+            <w:shd w:val="clear" w:color="auto" w:fill="C9DAF8"/>
+            <w:tcMar>
+              <w:top w:w="100" w:type="dxa"/>
+              <w:left w:w="100" w:type="dxa"/>
+              <w:bottom w:w="100" w:type="dxa"/>
+              <w:right w:w="100" w:type="dxa"/>
+            </w:tcMar>
+            <w:hideMark/>
+          </w:tcPr>
+          <w:p>
+            <w:pPr>
+              <w:spacing w:after="0" w:line="240" w:lineRule="auto"/>
+              <w:rPr>
+                <w:rFonts w:ascii="Times New Roman" w:eastAsia="Times New Roman" w:hAnsi="Times New Roman" w:cs="Times New Roman"/>
+                <w:sz w:val="24"/>
+                <w:szCs w:val="24"/>
+                <w:lang w:eastAsia="ru-RU"/>
+              </w:rPr>
+            </w:pPr>
+            <w:r>
+              <w:rPr>
+                <w:rFonts w:ascii="Arial" w:eastAsia="Times New Roman" w:hAnsi="Arial" w:cs="Arial"/>
+                <w:color w:val="000000"/>
+                <w:lang w:eastAsia="ru-RU"/>
+              </w:rPr>
+              <w:t>Тестовые данные </w:t>
+            </w:r>
+          </w:p>
+        </w:tc>
+        <w:tc>
+          <w:tcPr>
+            <w:tcW w:w="6058" w:type="dxa"/>
+            <w:tcBorders>
+              <w:top w:val="single" w:sz="8" w:space="0" w:color="000000"/>
+              <w:left w:val="single" w:sz="8" w:space="0" w:color="000000"/>
+              <w:bottom w:val="single" w:sz="8" w:space="0" w:color="000000"/>
+              <w:right w:val="single" w:sz="8" w:space="0" w:color="000000"/>
+            </w:tcBorders>
+            <w:tcMar>
+              <w:top w:w="100" w:type="dxa"/>
+              <w:left w:w="100" w:type="dxa"/>
+              <w:bottom w:w="100" w:type="dxa"/>
+              <w:right w:w="100" w:type="dxa"/>
+            </w:tcMar>
+            <w:hideMark/>
+          </w:tcPr>
+          <w:p>
+            <w:pPr>
+              <w:spacing w:after="0" w:line="240" w:lineRule="auto"/>
+              <w:rPr>
+                <w:rFonts w:ascii="Times New Roman" w:eastAsia="Times New Roman" w:hAnsi="Times New Roman" w:cs="Times New Roman"/>
+                <w:sz w:val="24"/>
+                <w:szCs w:val="24"/>
+                <w:lang w:val="en-US" w:eastAsia="ru-RU"/>
+              </w:rPr>
+            </w:pPr>
+            <w:proofErr w:type="spellStart"/>
+            <w:r>
+              <w:rPr>
+                <w:rFonts w:ascii="Times New Roman" w:eastAsia="Times New Roman" w:hAnsi="Times New Roman" w:cs="Times New Roman"/>
+                <w:sz w:val="24"/>
+                <w:szCs w:val="24"/>
+                <w:lang w:val="en-US" w:eastAsia="ru-RU"/>
+              </w:rPr>
+              <w:t>playerAttacks</w:t>
+            </w:r>
+            <w:proofErr w:type="spellEnd"/>
+            <w:r>
+              <w:rPr>
+                <w:rFonts w:ascii="Times New Roman" w:eastAsia="Times New Roman" w:hAnsi="Times New Roman" w:cs="Times New Roman"/>
+                <w:sz w:val="24"/>
+                <w:szCs w:val="24"/>
+                <w:lang w:val="en-US" w:eastAsia="ru-RU"/>
+              </w:rPr>
+              <w:t xml:space="preserve"> =</w:t>
+            </w:r>
+            <w:proofErr w:type="spellStart"/>
+            <w:r>
+              <w:rPr>
+                <w:rFonts w:ascii="Times New Roman" w:eastAsia="Times New Roman" w:hAnsi="Times New Roman" w:cs="Times New Roman"/>
+                <w:sz w:val="24"/>
+                <w:szCs w:val="24"/>
+                <w:lang w:val="en-US" w:eastAsia="ru-RU"/>
+              </w:rPr>
+              <w:t>abc</w:t>
+            </w:r>
+            <w:proofErr w:type="spellEnd"/>
+            <w:r>
+              <w:rPr>
+                <w:rFonts w:ascii="Times New Roman" w:eastAsia="Times New Roman" w:hAnsi="Times New Roman" w:cs="Times New Roman"/>
+                <w:sz w:val="24"/>
+                <w:szCs w:val="24"/>
+                <w:lang w:val="en-US" w:eastAsia="ru-RU"/>
+              </w:rPr>
+              <w:t xml:space="preserve">, </w:t>
+            </w:r>
+            <w:proofErr w:type="spellStart"/>
+            <w:r>
+              <w:rPr>
+                <w:rFonts w:ascii="Times New Roman" w:eastAsia="Times New Roman" w:hAnsi="Times New Roman" w:cs="Times New Roman"/>
+                <w:sz w:val="24"/>
+                <w:szCs w:val="24"/>
+                <w:lang w:val="en-US" w:eastAsia="ru-RU"/>
+              </w:rPr>
+              <w:t>isPlayersSwordPoisoned</w:t>
+            </w:r>
+            <w:proofErr w:type="spellEnd"/>
+            <w:r>
+              <w:rPr>
+                <w:rFonts w:ascii="Times New Roman" w:eastAsia="Times New Roman" w:hAnsi="Times New Roman" w:cs="Times New Roman"/>
+                <w:sz w:val="24"/>
+                <w:szCs w:val="24"/>
+                <w:lang w:val="en-US" w:eastAsia="ru-RU"/>
+              </w:rPr>
+              <w:t xml:space="preserve"> = </w:t>
+            </w:r>
+            <w:r>
+              <w:rPr>
+                <w:rFonts w:ascii="Times New Roman" w:eastAsia="Times New Roman" w:hAnsi="Times New Roman" w:cs="Times New Roman"/>
+                <w:sz w:val="24"/>
+                <w:szCs w:val="24"/>
+                <w:lang w:val="en-US" w:eastAsia="ru-RU"/>
+              </w:rPr>
+              <w:t>any</w:t>
+            </w:r>
+            <w:r>
+              <w:rPr>
+                <w:rFonts w:ascii="Times New Roman" w:eastAsia="Times New Roman" w:hAnsi="Times New Roman" w:cs="Times New Roman"/>
+                <w:sz w:val="24"/>
+                <w:szCs w:val="24"/>
+                <w:lang w:val="en-US" w:eastAsia="ru-RU"/>
+              </w:rPr>
+              <w:t xml:space="preserve">, </w:t>
+            </w:r>
+            <w:proofErr w:type="spellStart"/>
+            <w:r>
+              <w:rPr>
+                <w:rFonts w:ascii="Times New Roman" w:eastAsia="Times New Roman" w:hAnsi="Times New Roman" w:cs="Times New Roman"/>
+                <w:sz w:val="24"/>
+                <w:szCs w:val="24"/>
+                <w:lang w:val="en-US" w:eastAsia="ru-RU"/>
+              </w:rPr>
+              <w:t>playerState</w:t>
+            </w:r>
+            <w:proofErr w:type="spellEnd"/>
+            <w:r>
+              <w:rPr>
+                <w:rFonts w:ascii="Times New Roman" w:eastAsia="Times New Roman" w:hAnsi="Times New Roman" w:cs="Times New Roman"/>
+                <w:sz w:val="24"/>
+                <w:szCs w:val="24"/>
+                <w:lang w:val="en-US" w:eastAsia="ru-RU"/>
+              </w:rPr>
+              <w:t xml:space="preserve"> = </w:t>
+            </w:r>
+            <w:r>
+              <w:rPr>
+                <w:rFonts w:ascii="Times New Roman" w:eastAsia="Times New Roman" w:hAnsi="Times New Roman" w:cs="Times New Roman"/>
+                <w:sz w:val="24"/>
+                <w:szCs w:val="24"/>
+                <w:lang w:val="en-US" w:eastAsia="ru-RU"/>
+              </w:rPr>
+              <w:t>any</w:t>
+            </w:r>
+          </w:p>
+        </w:tc>
+      </w:tr>
+      <w:tr>
+        <w:tc>
+          <w:tcPr>
+            <w:tcW w:w="0" w:type="auto"/>
+            <w:tcBorders>
+              <w:top w:val="single" w:sz="8" w:space="0" w:color="000000"/>
+              <w:left w:val="single" w:sz="8" w:space="0" w:color="000000"/>
+              <w:bottom w:val="single" w:sz="8" w:space="0" w:color="000000"/>
+              <w:right w:val="single" w:sz="8" w:space="0" w:color="000000"/>
+            </w:tcBorders>
+            <w:shd w:val="clear" w:color="auto" w:fill="C9DAF8"/>
+            <w:tcMar>
+              <w:top w:w="100" w:type="dxa"/>
+              <w:left w:w="100" w:type="dxa"/>
+              <w:bottom w:w="100" w:type="dxa"/>
+              <w:right w:w="100" w:type="dxa"/>
+            </w:tcMar>
+            <w:hideMark/>
+          </w:tcPr>
+          <w:p>
+            <w:pPr>
+              <w:spacing w:after="0" w:line="240" w:lineRule="auto"/>
+              <w:rPr>
+                <w:rFonts w:ascii="Times New Roman" w:eastAsia="Times New Roman" w:hAnsi="Times New Roman" w:cs="Times New Roman"/>
+                <w:sz w:val="24"/>
+                <w:szCs w:val="24"/>
+                <w:lang w:eastAsia="ru-RU"/>
+              </w:rPr>
+            </w:pPr>
+            <w:r>
+              <w:rPr>
+                <w:rFonts w:ascii="Arial" w:eastAsia="Times New Roman" w:hAnsi="Arial" w:cs="Arial"/>
+                <w:color w:val="000000"/>
+                <w:lang w:eastAsia="ru-RU"/>
+              </w:rPr>
+              <w:t>Ожидаемый результат </w:t>
+            </w:r>
+          </w:p>
+        </w:tc>
+        <w:tc>
+          <w:tcPr>
+            <w:tcW w:w="6058" w:type="dxa"/>
+            <w:tcBorders>
+              <w:top w:val="single" w:sz="8" w:space="0" w:color="000000"/>
+              <w:left w:val="single" w:sz="8" w:space="0" w:color="000000"/>
+              <w:bottom w:val="single" w:sz="8" w:space="0" w:color="000000"/>
+              <w:right w:val="single" w:sz="8" w:space="0" w:color="000000"/>
+            </w:tcBorders>
+            <w:tcMar>
+              <w:top w:w="100" w:type="dxa"/>
+              <w:left w:w="100" w:type="dxa"/>
+              <w:bottom w:w="100" w:type="dxa"/>
+              <w:right w:w="100" w:type="dxa"/>
+            </w:tcMar>
+            <w:hideMark/>
+          </w:tcPr>
+          <w:p>
+            <w:pPr>
+              <w:spacing w:after="0" w:line="240" w:lineRule="auto"/>
+              <w:rPr>
+                <w:rFonts w:ascii="Times New Roman" w:eastAsia="Times New Roman" w:hAnsi="Times New Roman" w:cs="Times New Roman"/>
+                <w:sz w:val="24"/>
+                <w:szCs w:val="24"/>
+                <w:lang w:eastAsia="ru-RU"/>
+              </w:rPr>
+            </w:pPr>
+            <w:r>
+              <w:rPr>
+                <w:rFonts w:ascii="Times New Roman" w:eastAsia="Times New Roman" w:hAnsi="Times New Roman" w:cs="Times New Roman"/>
+                <w:sz w:val="24"/>
+                <w:szCs w:val="24"/>
+                <w:lang w:eastAsia="ru-RU"/>
+              </w:rPr>
+              <w:t>Программа выдаст предупреждение и завершит свою работу</w:t>
+            </w:r>
+          </w:p>
+        </w:tc>
+      </w:tr>
+      <w:tr>
+        <w:tc>
+          <w:tcPr>
+            <w:tcW w:w="0" w:type="auto"/>
+            <w:tcBorders>
+              <w:top w:val="single" w:sz="8" w:space="0" w:color="000000"/>
+              <w:left w:val="single" w:sz="8" w:space="0" w:color="000000"/>
+              <w:bottom w:val="single" w:sz="8" w:space="0" w:color="000000"/>
+              <w:right w:val="single" w:sz="8" w:space="0" w:color="000000"/>
+            </w:tcBorders>
+            <w:shd w:val="clear" w:color="auto" w:fill="C9DAF8"/>
+            <w:tcMar>
+              <w:top w:w="100" w:type="dxa"/>
+              <w:left w:w="100" w:type="dxa"/>
+              <w:bottom w:w="100" w:type="dxa"/>
+              <w:right w:w="100" w:type="dxa"/>
+            </w:tcMar>
+            <w:hideMark/>
+          </w:tcPr>
+          <w:p>
+            <w:pPr>
+              <w:spacing w:after="0" w:line="240" w:lineRule="auto"/>
+              <w:rPr>
+                <w:rFonts w:ascii="Times New Roman" w:eastAsia="Times New Roman" w:hAnsi="Times New Roman" w:cs="Times New Roman"/>
+                <w:sz w:val="24"/>
+                <w:szCs w:val="24"/>
+                <w:lang w:eastAsia="ru-RU"/>
+              </w:rPr>
+            </w:pPr>
+            <w:r>
+              <w:rPr>
+                <w:rFonts w:ascii="Arial" w:eastAsia="Times New Roman" w:hAnsi="Arial" w:cs="Arial"/>
+                <w:color w:val="000000"/>
+                <w:lang w:eastAsia="ru-RU"/>
+              </w:rPr>
+              <w:t>Фактический результат</w:t>
+            </w:r>
+          </w:p>
+        </w:tc>
+        <w:tc>
+          <w:tcPr>
+            <w:tcW w:w="6058" w:type="dxa"/>
+            <w:tcBorders>
+              <w:top w:val="single" w:sz="8" w:space="0" w:color="000000"/>
+              <w:left w:val="single" w:sz="8" w:space="0" w:color="000000"/>
+              <w:bottom w:val="single" w:sz="8" w:space="0" w:color="000000"/>
+              <w:right w:val="single" w:sz="8" w:space="0" w:color="000000"/>
+            </w:tcBorders>
+            <w:tcMar>
+              <w:top w:w="100" w:type="dxa"/>
+              <w:left w:w="100" w:type="dxa"/>
+              <w:bottom w:w="100" w:type="dxa"/>
+              <w:right w:w="100" w:type="dxa"/>
+            </w:tcMar>
+            <w:hideMark/>
+          </w:tcPr>
+          <w:p>
+            <w:pPr>
+              <w:spacing w:after="0" w:line="240" w:lineRule="auto"/>
+              <w:rPr>
+                <w:rFonts w:ascii="Times New Roman" w:eastAsia="Times New Roman" w:hAnsi="Times New Roman" w:cs="Times New Roman"/>
+                <w:sz w:val="24"/>
+                <w:szCs w:val="24"/>
+                <w:lang w:eastAsia="ru-RU"/>
+              </w:rPr>
+            </w:pPr>
+            <w:r>
+              <w:rPr>
+                <w:rFonts w:ascii="Times New Roman" w:eastAsia="Times New Roman" w:hAnsi="Times New Roman" w:cs="Times New Roman"/>
+                <w:sz w:val="24"/>
+                <w:szCs w:val="24"/>
+                <w:lang w:eastAsia="ru-RU"/>
+              </w:rPr>
+              <w:t>Совпадает с ожидаемым</w:t>
+            </w:r>
+          </w:p>
+        </w:tc>
+      </w:tr>
+      <w:tr>
+        <w:tc>
+          <w:tcPr>
+            <w:tcW w:w="0" w:type="auto"/>
+            <w:tcBorders>
+              <w:top w:val="single" w:sz="8" w:space="0" w:color="000000"/>
+              <w:left w:val="single" w:sz="8" w:space="0" w:color="000000"/>
+              <w:bottom w:val="single" w:sz="8" w:space="0" w:color="000000"/>
+              <w:right w:val="single" w:sz="8" w:space="0" w:color="000000"/>
+            </w:tcBorders>
+            <w:shd w:val="clear" w:color="auto" w:fill="C9DAF8"/>
+            <w:tcMar>
+              <w:top w:w="100" w:type="dxa"/>
+              <w:left w:w="100" w:type="dxa"/>
+              <w:bottom w:w="100" w:type="dxa"/>
+              <w:right w:w="100" w:type="dxa"/>
+            </w:tcMar>
+            <w:hideMark/>
+          </w:tcPr>
+          <w:p>
+            <w:pPr>
+              <w:spacing w:after="0" w:line="240" w:lineRule="auto"/>
+              <w:rPr>
+                <w:rFonts w:ascii="Times New Roman" w:eastAsia="Times New Roman" w:hAnsi="Times New Roman" w:cs="Times New Roman"/>
+                <w:sz w:val="24"/>
+                <w:szCs w:val="24"/>
+                <w:lang w:eastAsia="ru-RU"/>
+              </w:rPr>
+            </w:pPr>
+            <w:r>
+              <w:rPr>
+                <w:rFonts w:ascii="Arial" w:eastAsia="Times New Roman" w:hAnsi="Arial" w:cs="Arial"/>
+                <w:color w:val="000000"/>
+                <w:lang w:eastAsia="ru-RU"/>
+              </w:rPr>
+              <w:t>Статус</w:t>
+            </w:r>
+          </w:p>
+        </w:tc>
+        <w:tc>
+          <w:tcPr>
+            <w:tcW w:w="6058" w:type="dxa"/>
+            <w:tcBorders>
+              <w:top w:val="single" w:sz="8" w:space="0" w:color="000000"/>
+              <w:left w:val="single" w:sz="8" w:space="0" w:color="000000"/>
+              <w:bottom w:val="single" w:sz="8" w:space="0" w:color="000000"/>
+              <w:right w:val="single" w:sz="8" w:space="0" w:color="000000"/>
+            </w:tcBorders>
+            <w:tcMar>
+              <w:top w:w="100" w:type="dxa"/>
+              <w:left w:w="100" w:type="dxa"/>
+              <w:bottom w:w="100" w:type="dxa"/>
+              <w:right w:w="100" w:type="dxa"/>
+            </w:tcMar>
+            <w:hideMark/>
+          </w:tcPr>
+          <w:p>
+            <w:pPr>
+              <w:spacing w:after="0" w:line="240" w:lineRule="auto"/>
+              <w:rPr>
+                <w:rFonts w:ascii="Times New Roman" w:eastAsia="Times New Roman" w:hAnsi="Times New Roman" w:cs="Times New Roman"/>
+                <w:sz w:val="24"/>
+                <w:szCs w:val="24"/>
+                <w:lang w:eastAsia="ru-RU"/>
+              </w:rPr>
+            </w:pPr>
+            <w:r>
+              <w:rPr>
+                <w:rFonts w:ascii="Times New Roman" w:eastAsia="Times New Roman" w:hAnsi="Times New Roman" w:cs="Times New Roman"/>
+                <w:sz w:val="24"/>
+                <w:szCs w:val="24"/>
+                <w:lang w:eastAsia="ru-RU"/>
+              </w:rPr>
+              <w:t>Пройден</w:t>
+            </w:r>
+          </w:p>
+        </w:tc>
+      </w:tr>
+      <w:tr>
+        <w:tc>
+          <w:tcPr>
+            <w:tcW w:w="0" w:type="auto"/>
+            <w:tcBorders>
+              <w:top w:val="single" w:sz="8" w:space="0" w:color="000000"/>
+              <w:left w:val="single" w:sz="8" w:space="0" w:color="000000"/>
+              <w:bottom w:val="single" w:sz="8" w:space="0" w:color="000000"/>
+              <w:right w:val="single" w:sz="8" w:space="0" w:color="000000"/>
+            </w:tcBorders>
+            <w:shd w:val="clear" w:color="auto" w:fill="C9DAF8"/>
+            <w:tcMar>
+              <w:top w:w="100" w:type="dxa"/>
+              <w:left w:w="100" w:type="dxa"/>
+              <w:bottom w:w="100" w:type="dxa"/>
+              <w:right w:w="100" w:type="dxa"/>
+            </w:tcMar>
+            <w:hideMark/>
+          </w:tcPr>
+          <w:p>
+            <w:pPr>
+              <w:spacing w:after="0" w:line="240" w:lineRule="auto"/>
+              <w:rPr>
+                <w:rFonts w:ascii="Times New Roman" w:eastAsia="Times New Roman" w:hAnsi="Times New Roman" w:cs="Times New Roman"/>
+                <w:sz w:val="24"/>
+                <w:szCs w:val="24"/>
+                <w:lang w:eastAsia="ru-RU"/>
+              </w:rPr>
+            </w:pPr>
+            <w:r>
+              <w:rPr>
+                <w:rFonts w:ascii="Arial" w:eastAsia="Times New Roman" w:hAnsi="Arial" w:cs="Arial"/>
+                <w:color w:val="000000"/>
+                <w:lang w:eastAsia="ru-RU"/>
+              </w:rPr>
+              <w:t>Предварительное условие </w:t>
+            </w:r>
+          </w:p>
+        </w:tc>
+        <w:tc>
+          <w:tcPr>
+            <w:tcW w:w="6058" w:type="dxa"/>
+            <w:tcBorders>
+              <w:top w:val="single" w:sz="8" w:space="0" w:color="000000"/>
+              <w:left w:val="single" w:sz="8" w:space="0" w:color="000000"/>
+              <w:bottom w:val="single" w:sz="8" w:space="0" w:color="000000"/>
+              <w:right w:val="single" w:sz="8" w:space="0" w:color="000000"/>
+            </w:tcBorders>
+            <w:tcMar>
+              <w:top w:w="100" w:type="dxa"/>
+              <w:left w:w="100" w:type="dxa"/>
+              <w:bottom w:w="100" w:type="dxa"/>
+              <w:right w:w="100" w:type="dxa"/>
+            </w:tcMar>
+            <w:hideMark/>
+          </w:tcPr>
+          <w:p>
+            <w:pPr>
+              <w:spacing w:after="0" w:line="240" w:lineRule="auto"/>
+              <w:rPr>
+                <w:rFonts w:ascii="Times New Roman" w:eastAsia="Times New Roman" w:hAnsi="Times New Roman" w:cs="Times New Roman"/>
+                <w:sz w:val="24"/>
+                <w:szCs w:val="24"/>
+                <w:lang w:eastAsia="ru-RU"/>
+              </w:rPr>
+            </w:pPr>
+            <w:r>
+              <w:rPr>
+                <w:rFonts w:ascii="Times New Roman" w:eastAsia="Times New Roman" w:hAnsi="Times New Roman" w:cs="Times New Roman"/>
+                <w:sz w:val="24"/>
+                <w:szCs w:val="24"/>
+                <w:lang w:eastAsia="ru-RU"/>
+              </w:rPr>
+              <w:t>Программа скомпилирована и готова к запуску. Начальные условия установлены</w:t>
+            </w:r>
+          </w:p>
+        </w:tc>
+      </w:tr>
+      <w:tr>
+        <w:tc>
+          <w:tcPr>
+            <w:tcW w:w="0" w:type="auto"/>
+            <w:tcBorders>
+              <w:top w:val="single" w:sz="8" w:space="0" w:color="000000"/>
+              <w:left w:val="single" w:sz="8" w:space="0" w:color="000000"/>
+              <w:bottom w:val="single" w:sz="8" w:space="0" w:color="000000"/>
+              <w:right w:val="single" w:sz="8" w:space="0" w:color="000000"/>
+            </w:tcBorders>
+            <w:shd w:val="clear" w:color="auto" w:fill="C9DAF8"/>
+            <w:tcMar>
+              <w:top w:w="100" w:type="dxa"/>
+              <w:left w:w="100" w:type="dxa"/>
+              <w:bottom w:w="100" w:type="dxa"/>
+              <w:right w:w="100" w:type="dxa"/>
+            </w:tcMar>
+            <w:hideMark/>
+          </w:tcPr>
+          <w:p>
+            <w:pPr>
+              <w:spacing w:after="0" w:line="240" w:lineRule="auto"/>
+              <w:rPr>
+                <w:rFonts w:ascii="Times New Roman" w:eastAsia="Times New Roman" w:hAnsi="Times New Roman" w:cs="Times New Roman"/>
+                <w:sz w:val="24"/>
+                <w:szCs w:val="24"/>
+                <w:lang w:eastAsia="ru-RU"/>
+              </w:rPr>
+            </w:pPr>
+            <w:r>
+              <w:rPr>
+                <w:rFonts w:ascii="Arial" w:eastAsia="Times New Roman" w:hAnsi="Arial" w:cs="Arial"/>
+                <w:color w:val="000000"/>
+                <w:lang w:eastAsia="ru-RU"/>
+              </w:rPr>
+              <w:t>Постусловие </w:t>
+            </w:r>
+          </w:p>
+        </w:tc>
+        <w:tc>
+          <w:tcPr>
+            <w:tcW w:w="6058" w:type="dxa"/>
+            <w:tcBorders>
+              <w:top w:val="single" w:sz="8" w:space="0" w:color="000000"/>
+              <w:left w:val="single" w:sz="8" w:space="0" w:color="000000"/>
+              <w:bottom w:val="single" w:sz="8" w:space="0" w:color="000000"/>
+              <w:right w:val="single" w:sz="8" w:space="0" w:color="000000"/>
+            </w:tcBorders>
+            <w:tcMar>
+              <w:top w:w="100" w:type="dxa"/>
+              <w:left w:w="100" w:type="dxa"/>
+              <w:bottom w:w="100" w:type="dxa"/>
+              <w:right w:w="100" w:type="dxa"/>
+            </w:tcMar>
+            <w:hideMark/>
+          </w:tcPr>
+          <w:p>
+            <w:pPr>
+              <w:spacing w:after="0" w:line="240" w:lineRule="auto"/>
+              <w:rPr>
+                <w:rFonts w:ascii="Times New Roman" w:eastAsia="Times New Roman" w:hAnsi="Times New Roman" w:cs="Times New Roman"/>
+                <w:sz w:val="24"/>
+                <w:szCs w:val="24"/>
+                <w:lang w:val="en-US" w:eastAsia="ru-RU"/>
+              </w:rPr>
+            </w:pPr>
+            <w:r>
+              <w:rPr>
+                <w:rFonts w:ascii="Times New Roman" w:eastAsia="Times New Roman" w:hAnsi="Times New Roman" w:cs="Times New Roman"/>
+                <w:sz w:val="24"/>
+                <w:szCs w:val="24"/>
+                <w:lang w:eastAsia="ru-RU"/>
+              </w:rPr>
+              <w:t>Програм</w:t>
+            </w:r>
+            <w:r>
+              <w:rPr>
+                <w:rFonts w:ascii="Times New Roman" w:eastAsia="Times New Roman" w:hAnsi="Times New Roman" w:cs="Times New Roman"/>
+                <w:sz w:val="24"/>
+                <w:szCs w:val="24"/>
+                <w:lang w:eastAsia="ru-RU"/>
+              </w:rPr>
+              <w:t xml:space="preserve">ма вывела строку </w:t>
+            </w:r>
+            <w:r>
+              <w:rPr>
+                <w:rFonts w:ascii="Times New Roman" w:eastAsia="Times New Roman" w:hAnsi="Times New Roman" w:cs="Times New Roman"/>
+                <w:sz w:val="24"/>
+                <w:szCs w:val="24"/>
+                <w:lang w:eastAsia="ru-RU"/>
+              </w:rPr>
+              <w:t>“</w:t>
+            </w:r>
+            <w:r>
+              <w:rPr>
+                <w:rFonts w:ascii="Times New Roman" w:eastAsia="Times New Roman" w:hAnsi="Times New Roman" w:cs="Times New Roman"/>
+                <w:sz w:val="24"/>
+                <w:szCs w:val="24"/>
+                <w:lang w:eastAsia="ru-RU"/>
+              </w:rPr>
+              <w:t>ожидаемые типы данных: целочисленные, логические, строка</w:t>
+            </w:r>
+            <w:r>
+              <w:rPr>
+                <w:rFonts w:ascii="Times New Roman" w:eastAsia="Times New Roman" w:hAnsi="Times New Roman" w:cs="Times New Roman"/>
+                <w:sz w:val="24"/>
+                <w:szCs w:val="24"/>
+                <w:lang w:eastAsia="ru-RU"/>
+              </w:rPr>
+              <w:t>”</w:t>
+            </w:r>
+            <w:r>
+              <w:rPr>
+                <w:rFonts w:ascii="Times New Roman" w:eastAsia="Times New Roman" w:hAnsi="Times New Roman" w:cs="Times New Roman"/>
+                <w:sz w:val="24"/>
+                <w:szCs w:val="24"/>
+                <w:lang w:eastAsia="ru-RU"/>
+              </w:rPr>
+              <w:t xml:space="preserve"> и завершила свою работу </w:t>
+            </w:r>
+          </w:p>
+        </w:tc>
+      </w:tr>
+      <w:tr>
+        <w:tc>
+          <w:tcPr>
+            <w:tcW w:w="0" w:type="auto"/>
+            <w:tcBorders>
+              <w:top w:val="single" w:sz="8" w:space="0" w:color="000000"/>
+              <w:left w:val="single" w:sz="8" w:space="0" w:color="000000"/>
+              <w:bottom w:val="single" w:sz="8" w:space="0" w:color="000000"/>
+              <w:right w:val="single" w:sz="8" w:space="0" w:color="000000"/>
+            </w:tcBorders>
+            <w:shd w:val="clear" w:color="auto" w:fill="C9DAF8"/>
+            <w:tcMar>
+              <w:top w:w="100" w:type="dxa"/>
+              <w:left w:w="100" w:type="dxa"/>
+              <w:bottom w:w="100" w:type="dxa"/>
+              <w:right w:w="100" w:type="dxa"/>
+            </w:tcMar>
+            <w:hideMark/>
+          </w:tcPr>
+          <w:p>
+            <w:pPr>
+              <w:spacing w:after="0" w:line="240" w:lineRule="auto"/>
+              <w:rPr>
+                <w:rFonts w:ascii="Times New Roman" w:eastAsia="Times New Roman" w:hAnsi="Times New Roman" w:cs="Times New Roman"/>
+                <w:sz w:val="24"/>
+                <w:szCs w:val="24"/>
+                <w:lang w:eastAsia="ru-RU"/>
+              </w:rPr>
+            </w:pPr>
+            <w:r>
+              <w:rPr>
+                <w:rFonts w:ascii="Arial" w:eastAsia="Times New Roman" w:hAnsi="Arial" w:cs="Arial"/>
+                <w:color w:val="000000"/>
+                <w:lang w:eastAsia="ru-RU"/>
+              </w:rPr>
+              <w:t>Примечание/комментарии </w:t>
+            </w:r>
+          </w:p>
+        </w:tc>
+        <w:tc>
+          <w:tcPr>
+            <w:tcW w:w="6058" w:type="dxa"/>
+            <w:tcBorders>
+              <w:top w:val="single" w:sz="8" w:space="0" w:color="000000"/>
+              <w:left w:val="single" w:sz="8" w:space="0" w:color="000000"/>
+              <w:bottom w:val="single" w:sz="8" w:space="0" w:color="000000"/>
+              <w:right w:val="single" w:sz="8" w:space="0" w:color="000000"/>
+            </w:tcBorders>
+            <w:tcMar>
+              <w:top w:w="100" w:type="dxa"/>
+              <w:left w:w="100" w:type="dxa"/>
+              <w:bottom w:w="100" w:type="dxa"/>
+              <w:right w:w="100" w:type="dxa"/>
+            </w:tcMar>
+            <w:hideMark/>
+          </w:tcPr>
+          <w:p>
+            <w:pPr>
+              <w:spacing w:after="0" w:line="240" w:lineRule="auto"/>
+              <w:rPr>
+                <w:rFonts w:ascii="Times New Roman" w:eastAsia="Times New Roman" w:hAnsi="Times New Roman" w:cs="Times New Roman"/>
+                <w:sz w:val="24"/>
+                <w:szCs w:val="24"/>
+                <w:lang w:eastAsia="ru-RU"/>
+              </w:rPr>
+            </w:pPr>
+          </w:p>
+        </w:tc>
+      </w:tr>
+    </w:tbl>
+    <w:p>
+      <w:pPr>
+        <w:rPr>
+          <w:lang w:val="en-US"/>
+        </w:rPr>
+      </w:pPr>
+    </w:p>
     <w:sectPr>
       <w:pgSz w:w="11906" w:h="16838"/>
       <w:pgMar w:top="1134" w:right="850" w:bottom="1134" w:left="1701" w:header="708" w:footer="708" w:gutter="0"/>
